--- a/public/temas/ejercicio-1/ESQUEMA TEMA 11.docx
+++ b/public/temas/ejercicio-1/ESQUEMA TEMA 11.docx
@@ -320,7 +320,7 @@
           <w:b/>
           <w:sz w:val="22"/>
         </w:rPr>
-        <w:t>15%</w:t>
+        <w:t>15 %</w:t>
       </w:r>
       <w:r>
         <w:rPr>
@@ -357,7 +357,7 @@
           <w:b/>
           <w:sz w:val="22"/>
         </w:rPr>
-        <w:t>17,5%</w:t>
+        <w:t>17,5 %</w:t>
       </w:r>
     </w:p>
     <w:p>
@@ -594,7 +594,7 @@
           <w:b/>
           <w:sz w:val="22"/>
         </w:rPr>
-        <w:t>2.1.1. Factores de calidad comercial del vino</w:t>
+        <w:t>Factores de calidad comercial del vino</w:t>
       </w:r>
     </w:p>
     <w:p>
@@ -762,7 +762,7 @@
           <w:b/>
           <w:sz w:val="22"/>
         </w:rPr>
-        <w:t>2.1.2. Análisis sectorial del vino</w:t>
+        <w:t>Análisis sectorial del vino</w:t>
       </w:r>
     </w:p>
     <w:p>
@@ -799,7 +799,7 @@
           <w:rFonts w:ascii="Cambria" w:hAnsi="Cambria" w:cs="Cambria" w:eastAsia="Cambria"/>
           <w:sz w:val="22"/>
         </w:rPr>
-        <w:t xml:space="preserve"> (-0,6%)</w:t>
+        <w:t xml:space="preserve"> (-0,6 %)</w:t>
       </w:r>
     </w:p>
     <w:p>
@@ -813,7 +813,7 @@
           <w:rFonts w:ascii="Cambria" w:hAnsi="Cambria" w:cs="Cambria" w:eastAsia="Cambria"/>
           <w:sz w:val="22"/>
         </w:rPr>
-        <w:t xml:space="preserve">Italia 41 Mhl (primer puesto), Francia -23%, </w:t>
+        <w:t xml:space="preserve">Italia 41 Mhl (primer puesto), Francia -23 %, </w:t>
       </w:r>
       <w:r>
         <w:rPr>
@@ -857,7 +857,7 @@
           <w:rFonts w:ascii="Cambria" w:hAnsi="Cambria" w:cs="Cambria" w:eastAsia="Cambria"/>
           <w:sz w:val="22"/>
         </w:rPr>
-        <w:t xml:space="preserve"> (-7,7%), sequía y calor. Mundial 2025: 232 Mhl, UE unos 140 Mhl</w:t>
+        <w:t xml:space="preserve"> (-7,7 %), sequía y calor. Mundial 2025: 232 Mhl, UE unos 140 Mhl</w:t>
       </w:r>
     </w:p>
     <w:p>
@@ -879,7 +879,7 @@
           <w:b/>
           <w:sz w:val="22"/>
         </w:rPr>
-        <w:t>40%</w:t>
+        <w:t>40 %</w:t>
       </w:r>
       <w:r>
         <w:rPr>
@@ -922,7 +922,7 @@
           <w:b/>
           <w:sz w:val="22"/>
         </w:rPr>
-        <w:t>60% a granel</w:t>
+        <w:t>60 % a granel</w:t>
       </w:r>
       <w:r>
         <w:rPr>
@@ -966,7 +966,7 @@
           <w:rFonts w:ascii="Cambria" w:hAnsi="Cambria" w:cs="Cambria" w:eastAsia="Cambria"/>
           <w:sz w:val="22"/>
         </w:rPr>
-        <w:t xml:space="preserve"> (-2%), unos </w:t>
+        <w:t xml:space="preserve"> (-2 %), unos </w:t>
       </w:r>
       <w:r>
         <w:rPr>
@@ -974,7 +974,7 @@
           <w:b/>
           <w:sz w:val="22"/>
         </w:rPr>
-        <w:t>4%</w:t>
+        <w:t>4 %</w:t>
       </w:r>
       <w:r>
         <w:rPr>
@@ -1119,7 +1119,7 @@
           <w:rFonts w:ascii="Cambria" w:hAnsi="Cambria" w:cs="Cambria" w:eastAsia="Cambria"/>
           <w:sz w:val="22"/>
         </w:rPr>
-        <w:t xml:space="preserve">: importaciones del vino español -16,5% en valor, </w:t>
+        <w:t xml:space="preserve">: importaciones del vino español -16,5 % en valor, </w:t>
       </w:r>
       <w:r>
         <w:rPr>
@@ -1185,7 +1185,7 @@
           <w:b/>
           <w:sz w:val="22"/>
         </w:rPr>
-        <w:t>2.1.3. Normativa aplicable al vino</w:t>
+        <w:t>Normativa aplicable al vino</w:t>
       </w:r>
     </w:p>
     <w:p>
@@ -1289,7 +1289,7 @@
           <w:b/>
           <w:sz w:val="22"/>
         </w:rPr>
-        <w:t>8-12-2023</w:t>
+        <w:t>8 de diciembre de 2023</w:t>
       </w:r>
     </w:p>
     <w:p>
@@ -1569,7 +1569,7 @@
           <w:b/>
           <w:sz w:val="22"/>
         </w:rPr>
-        <w:t>1%</w:t>
+        <w:t>1 %</w:t>
       </w:r>
       <w:r>
         <w:rPr>
@@ -1590,7 +1590,7 @@
           <w:rFonts w:ascii="Cambria" w:hAnsi="Cambria" w:cs="Cambria" w:eastAsia="Cambria"/>
           <w:sz w:val="22"/>
         </w:rPr>
-        <w:t>España concede en torno al 0,5% (0,1% en prudencia)</w:t>
+        <w:t>España concede en torno al 0,5 % (0,1 % en prudencia)</w:t>
       </w:r>
     </w:p>
     <w:p>
@@ -2030,7 +2030,7 @@
           <w:rFonts w:ascii="Cambria" w:hAnsi="Cambria" w:cs="Cambria" w:eastAsia="Cambria"/>
           <w:sz w:val="22"/>
         </w:rPr>
-        <w:t xml:space="preserve"> (menos del 1%), negra, </w:t>
+        <w:t xml:space="preserve"> (menos del 1 %), negra, </w:t>
       </w:r>
       <w:r>
         <w:rPr>
@@ -2045,7 +2045,7 @@
           <w:rFonts w:ascii="Cambria" w:hAnsi="Cambria" w:cs="Cambria" w:eastAsia="Cambria"/>
           <w:sz w:val="22"/>
         </w:rPr>
-        <w:t xml:space="preserve"> (extracto seco primitivo mínimo 15%), </w:t>
+        <w:t xml:space="preserve"> (extracto seco primitivo mínimo 15 %), </w:t>
       </w:r>
       <w:r>
         <w:rPr>
@@ -2060,7 +2060,7 @@
           <w:rFonts w:ascii="Cambria" w:hAnsi="Cambria" w:cs="Cambria" w:eastAsia="Cambria"/>
           <w:sz w:val="22"/>
         </w:rPr>
-        <w:t xml:space="preserve"> (13%)</w:t>
+        <w:t xml:space="preserve"> (13 %)</w:t>
       </w:r>
     </w:p>
     <w:p>
@@ -2075,7 +2075,7 @@
           <w:b/>
           <w:sz w:val="22"/>
         </w:rPr>
-        <w:t>2.2.1. Factores de calidad comercial de la cerveza</w:t>
+        <w:t>Factores de calidad comercial de la cerveza</w:t>
       </w:r>
     </w:p>
     <w:p>
@@ -2118,7 +2118,7 @@
           <w:b/>
           <w:sz w:val="22"/>
         </w:rPr>
-        <w:t>2.2.2. Análisis sectorial de la cerveza</w:t>
+        <w:t>Análisis sectorial de la cerveza</w:t>
       </w:r>
     </w:p>
     <w:p>
@@ -2147,7 +2147,7 @@
           <w:rFonts w:ascii="Cambria" w:hAnsi="Cambria" w:cs="Cambria" w:eastAsia="Cambria"/>
           <w:sz w:val="22"/>
         </w:rPr>
-        <w:t xml:space="preserve">, Alemania 22,2%, </w:t>
+        <w:t xml:space="preserve">, Alemania 22,2 %, </w:t>
       </w:r>
       <w:r>
         <w:rPr>
@@ -2155,14 +2155,14 @@
           <w:b/>
           <w:sz w:val="22"/>
         </w:rPr>
-        <w:t>España 12,3%</w:t>
-      </w:r>
-      <w:r>
-        <w:rPr>
-          <w:rFonts w:ascii="Cambria" w:hAnsi="Cambria" w:cs="Cambria" w:eastAsia="Cambria"/>
-          <w:sz w:val="22"/>
-        </w:rPr>
-        <w:t>, Polonia 10,6%</w:t>
+        <w:t>España 12,3 %</w:t>
+      </w:r>
+      <w:r>
+        <w:rPr>
+          <w:rFonts w:ascii="Cambria" w:hAnsi="Cambria" w:cs="Cambria" w:eastAsia="Cambria"/>
+          <w:sz w:val="22"/>
+        </w:rPr>
+        <w:t>, Polonia 10,6 %</w:t>
       </w:r>
     </w:p>
     <w:p>
@@ -2191,7 +2191,7 @@
           <w:rFonts w:ascii="Cambria" w:hAnsi="Cambria" w:cs="Cambria" w:eastAsia="Cambria"/>
           <w:sz w:val="22"/>
         </w:rPr>
-        <w:t xml:space="preserve"> (+0,5%), segundo productor de la UE y primer fabricante occidental de cerveza sin alcohol</w:t>
+        <w:t xml:space="preserve"> (+0,5 %), segundo productor de la UE y primer fabricante occidental de cerveza sin alcohol</w:t>
       </w:r>
     </w:p>
     <w:p>
@@ -2220,7 +2220,7 @@
           <w:rFonts w:ascii="Cambria" w:hAnsi="Cambria" w:cs="Cambria" w:eastAsia="Cambria"/>
           <w:sz w:val="22"/>
         </w:rPr>
-        <w:t xml:space="preserve"> de PIB (1,3%)</w:t>
+        <w:t xml:space="preserve"> de PIB (1,3 %)</w:t>
       </w:r>
     </w:p>
     <w:p>
@@ -2249,7 +2249,7 @@
           <w:rFonts w:ascii="Cambria" w:hAnsi="Cambria" w:cs="Cambria" w:eastAsia="Cambria"/>
           <w:sz w:val="22"/>
         </w:rPr>
-        <w:t xml:space="preserve"> (+8%), quinto exportador de la UE</w:t>
+        <w:t xml:space="preserve"> (+8 %), quinto exportador de la UE</w:t>
       </w:r>
     </w:p>
     <w:p>
@@ -2277,7 +2277,7 @@
           <w:rFonts w:ascii="Cambria" w:hAnsi="Cambria" w:cs="Cambria" w:eastAsia="Cambria"/>
           <w:sz w:val="22"/>
         </w:rPr>
-        <w:t>Consumo interno -0,2% en 2024. Cerveza sin alcohol +5,3% en 2025. Auge de la artesanal</w:t>
+        <w:t>Consumo interno -0,2 % en 2024. Cerveza sin alcohol +5,3 % en 2025. Auge de la artesanal</w:t>
       </w:r>
     </w:p>
     <w:p>
@@ -2292,7 +2292,7 @@
           <w:b/>
           <w:sz w:val="22"/>
         </w:rPr>
-        <w:t>2.2.3. Normativa aplicable a la cerveza</w:t>
+        <w:t>Normativa aplicable a la cerveza</w:t>
       </w:r>
     </w:p>
     <w:p>
@@ -2514,7 +2514,7 @@
           <w:b/>
           <w:sz w:val="22"/>
         </w:rPr>
-        <w:t>2.3.1. Factores de calidad comercial de la sidra</w:t>
+        <w:t>Factores de calidad comercial de la sidra</w:t>
       </w:r>
     </w:p>
     <w:p>
@@ -2580,7 +2580,7 @@
           <w:b/>
           <w:sz w:val="22"/>
         </w:rPr>
-        <w:t>2.3.2. Análisis sectorial de la sidra</w:t>
+        <w:t>Análisis sectorial de la sidra</w:t>
       </w:r>
     </w:p>
     <w:p>
@@ -2681,7 +2681,7 @@
           <w:b/>
           <w:sz w:val="22"/>
         </w:rPr>
-        <w:t>15% vol.</w:t>
+        <w:t>15 % vol.</w:t>
       </w:r>
       <w:r>
         <w:rPr>
@@ -2777,7 +2777,7 @@
           <w:b/>
           <w:sz w:val="22"/>
         </w:rPr>
-        <w:t>2.4.1. Factores de calidad de las bebidas espirituosas</w:t>
+        <w:t>Factores de calidad de las bebidas espirituosas</w:t>
       </w:r>
     </w:p>
     <w:p>
@@ -2806,7 +2806,7 @@
           <w:b/>
           <w:sz w:val="22"/>
         </w:rPr>
-        <w:t>2.4.2. Análisis sectorial de las bebidas espirituosas</w:t>
+        <w:t>Análisis sectorial de las bebidas espirituosas</w:t>
       </w:r>
     </w:p>
     <w:p>
@@ -2828,7 +2828,7 @@
           <w:b/>
           <w:sz w:val="22"/>
         </w:rPr>
-        <w:t>40%</w:t>
+        <w:t>40 %</w:t>
       </w:r>
       <w:r>
         <w:rPr>
@@ -2899,7 +2899,7 @@
           <w:rFonts w:ascii="Cambria" w:hAnsi="Cambria" w:cs="Cambria" w:eastAsia="Cambria"/>
           <w:sz w:val="22"/>
         </w:rPr>
-        <w:t xml:space="preserve">: amenaza del 200% (marzo 2025). Acuerdo UE-EEUU de mayo de 2026 con arancel general del </w:t>
+        <w:t xml:space="preserve">: amenaza del 200 % (marzo 2025). Acuerdo UE-EEUU de mayo de 2026 con arancel general del </w:t>
       </w:r>
       <w:r>
         <w:rPr>
@@ -2907,7 +2907,7 @@
           <w:b/>
           <w:sz w:val="22"/>
         </w:rPr>
-        <w:t>15%</w:t>
+        <w:t>15 %</w:t>
       </w:r>
       <w:r>
         <w:rPr>
@@ -2943,7 +2943,7 @@
           <w:b/>
           <w:sz w:val="22"/>
         </w:rPr>
-        <w:t>2.4.3. Normativa aplicable a las bebidas espirituosas</w:t>
+        <w:t>Normativa aplicable a las bebidas espirituosas</w:t>
       </w:r>
     </w:p>
     <w:p>
@@ -3530,7 +3530,7 @@
           <w:rFonts w:ascii="Cambria" w:hAnsi="Cambria" w:cs="Cambria" w:eastAsia="Cambria"/>
           <w:sz w:val="22"/>
         </w:rPr>
-        <w:t>: arancel del 200% amenazado y 15% pactado con EEUU, caída del 16,5% en valor y más de 400 M€ en riesgo. EEUU, primer mercado extracomunitario del vino europeo</w:t>
+        <w:t>: arancel del 200 % amenazado y 15 % pactado con EEUU, caída del 16,5 % en valor y más de 400 M€ en riesgo. EEUU, primer mercado extracomunitario del vino europeo</w:t>
       </w:r>
     </w:p>
     <w:p>
@@ -3574,7 +3574,7 @@
           <w:rFonts w:ascii="Cambria" w:hAnsi="Cambria" w:cs="Cambria" w:eastAsia="Cambria"/>
           <w:sz w:val="22"/>
         </w:rPr>
-        <w:t>: dependencia del granel (más del 60%) y descenso del consumo mundial (9 de 10 mercados principales en 2025)</w:t>
+        <w:t>: dependencia del granel (más del 60 %) y descenso del consumo mundial (9 de 10 mercados principales en 2025)</w:t>
       </w:r>
     </w:p>
     <w:p>
